--- a/३८.ब्लैक मर्कि टियों कीगूगल मीट .docx
+++ b/३८.ब्लैक मर्कि टियों कीगूगल मीट .docx
@@ -170,6 +170,34 @@
           <w:cs/>
         </w:rPr>
         <w:t>ने</w:t>
+      </w:r>
+    </w:p>
+    <w:p>
+      <w:pPr>
+        <w:spacing w:after="0"/>
+        <w:jc w:val="both"/>
+      </w:pPr>
+      <w:r>
+        <w:rPr>
+          <w:rFonts w:ascii="Mangal" w:hAnsi="Mangal" w:cs="Mangal" w:eastAsia="Mangal"/>
+          <w:b/>
+          <w:sz w:val="24"/>
+        </w:rPr>
+        <w:t>शीर्षक पाठ की व्यंग्यात्मकता को संक्षेप में स्पष्ट कीजिए</w:t>
+      </w:r>
+    </w:p>
+    <w:p>
+      <w:pPr>
+        <w:spacing w:after="0"/>
+        <w:jc w:val="both"/>
+      </w:pPr>
+      <w:r>
+        <w:rPr>
+          <w:rFonts w:ascii="Mangal" w:hAnsi="Mangal" w:cs="Mangal" w:eastAsia="Mangal"/>
+          <w:b w:val="0"/>
+          <w:sz w:val="24"/>
+        </w:rPr>
+        <w:t>ब्लैक मार्किट महासंघ की गूगल मीट में व्यापारी महामारी की तीसरी लहर को अवसर मानकर दवाइयों, ऑक्सीजन और अस्पताल के बेड पहले से जमा करने की योजना बनाते हैं। वे जमाखोरी और मनमाने दाम को “जनसेवा” तथा देशहित का रूप देते हैं; सरकार की तैयारियों पर अविश्वास का इस्तेमाल अपने धंधे को सही ठहराने में करते हैं। व्यंग्य आपदा में मुनाफाखोरी और जनहित की भाषा के दुरुपयोग पर है।</w:t>
       </w:r>
     </w:p>
     <w:sectPr>
